--- a/特殊专长.docx
+++ b/特殊专长.docx
@@ -10749,6 +10749,8 @@
         </w:rPr>
         <w:t>。</w:t>
       </w:r>
+      <w:bookmarkStart w:id="0" w:name="_GoBack"/>
+      <w:bookmarkEnd w:id="0"/>
     </w:p>
     <w:p>
       <w:pPr>
@@ -14239,6 +14241,367 @@
       <w:pPr>
         <w:jc w:val="left"/>
         <w:rPr>
+          <w:rFonts w:hint="eastAsia" w:asciiTheme="majorEastAsia" w:hAnsiTheme="majorEastAsia" w:eastAsiaTheme="majorEastAsia" w:cstheme="majorEastAsia"/>
+          <w:b/>
+          <w:bCs/>
+          <w:sz w:val="30"/>
+          <w:szCs w:val="30"/>
+          <w:lang w:val="en-US" w:eastAsia="zh-CN"/>
+        </w:rPr>
+      </w:pPr>
+      <w:r>
+        <w:rPr>
+          <w:rFonts w:hint="eastAsia" w:asciiTheme="majorEastAsia" w:hAnsiTheme="majorEastAsia" w:eastAsiaTheme="majorEastAsia" w:cstheme="majorEastAsia"/>
+          <w:b/>
+          <w:bCs/>
+          <w:sz w:val="30"/>
+          <w:szCs w:val="30"/>
+        </w:rPr>
+        <w:t>额外槽</w:t>
+      </w:r>
+      <w:r>
+        <w:rPr>
+          <w:rFonts w:hint="eastAsia" w:asciiTheme="majorEastAsia" w:hAnsiTheme="majorEastAsia" w:eastAsiaTheme="majorEastAsia" w:cstheme="majorEastAsia"/>
+          <w:b/>
+          <w:bCs/>
+          <w:sz w:val="30"/>
+          <w:szCs w:val="30"/>
+          <w:lang w:val="en-US" w:eastAsia="zh-CN"/>
+        </w:rPr>
+        <w:t>位</w:t>
+      </w:r>
+    </w:p>
+    <w:p>
+      <w:pPr>
+        <w:jc w:val="left"/>
+        <w:rPr>
+          <w:rFonts w:ascii="楷体" w:hAnsi="楷体" w:eastAsia="楷体" w:cs="楷体"/>
+          <w:sz w:val="30"/>
+          <w:szCs w:val="30"/>
+        </w:rPr>
+      </w:pPr>
+      <w:r>
+        <w:rPr>
+          <w:rFonts w:hint="eastAsia" w:asciiTheme="majorEastAsia" w:hAnsiTheme="majorEastAsia" w:eastAsiaTheme="majorEastAsia" w:cstheme="majorEastAsia"/>
+          <w:b/>
+          <w:bCs/>
+          <w:sz w:val="30"/>
+          <w:szCs w:val="30"/>
+        </w:rPr>
+        <w:t>前置条件：</w:t>
+      </w:r>
+      <w:r>
+        <w:rPr>
+          <w:rFonts w:hint="eastAsia" w:ascii="楷体" w:hAnsi="楷体" w:eastAsia="楷体" w:cs="楷体"/>
+          <w:sz w:val="30"/>
+          <w:szCs w:val="30"/>
+        </w:rPr>
+        <w:t>你的技能槽位或任意一个位阶的天赋槽位已满</w:t>
+      </w:r>
+    </w:p>
+    <w:p>
+      <w:pPr>
+        <w:jc w:val="left"/>
+        <w:rPr>
+          <w:rFonts w:ascii="楷体" w:hAnsi="楷体" w:eastAsia="楷体" w:cs="楷体"/>
+          <w:sz w:val="30"/>
+          <w:szCs w:val="30"/>
+        </w:rPr>
+      </w:pPr>
+      <w:r>
+        <w:rPr>
+          <w:rFonts w:hint="eastAsia" w:ascii="楷体" w:hAnsi="楷体" w:eastAsia="楷体" w:cs="楷体"/>
+          <w:sz w:val="30"/>
+          <w:szCs w:val="30"/>
+        </w:rPr>
+        <w:t>为了学习更多的能力你提前做好了准备，如果你选择这项特殊专长，获得以下增益效果：</w:t>
+      </w:r>
+    </w:p>
+    <w:p>
+      <w:pPr>
+        <w:jc w:val="left"/>
+        <w:rPr>
+          <w:rFonts w:ascii="楷体" w:hAnsi="楷体" w:eastAsia="楷体" w:cs="楷体"/>
+          <w:sz w:val="30"/>
+          <w:szCs w:val="30"/>
+        </w:rPr>
+      </w:pPr>
+      <w:r>
+        <w:rPr>
+          <w:rFonts w:hint="eastAsia" w:ascii="楷体" w:hAnsi="楷体" w:eastAsia="楷体" w:cs="楷体"/>
+          <w:sz w:val="30"/>
+          <w:szCs w:val="30"/>
+        </w:rPr>
+        <w:t>你获得三个额外槽位，可以自由选择用于增加技能或天赋槽位。</w:t>
+      </w:r>
+    </w:p>
+    <w:p>
+      <w:pPr>
+        <w:jc w:val="left"/>
+        <w:rPr>
+          <w:rFonts w:ascii="楷体" w:hAnsi="楷体" w:eastAsia="楷体" w:cs="楷体"/>
+          <w:sz w:val="30"/>
+          <w:szCs w:val="30"/>
+        </w:rPr>
+      </w:pPr>
+      <w:r>
+        <w:rPr>
+          <w:rFonts w:hint="eastAsia" w:ascii="楷体" w:hAnsi="楷体" w:eastAsia="楷体" w:cs="楷体"/>
+          <w:sz w:val="30"/>
+          <w:szCs w:val="30"/>
+        </w:rPr>
+        <w:t>你使用额外槽位所习得的能力不会因为你的战斗风格顺序而花费额外的技能点，但这些放置的能力无法通过任何方式移除。</w:t>
+      </w:r>
+    </w:p>
+    <w:p>
+      <w:pPr>
+        <w:jc w:val="left"/>
+        <w:rPr>
+          <w:rFonts w:ascii="楷体" w:hAnsi="楷体" w:eastAsia="楷体" w:cs="楷体"/>
+          <w:sz w:val="30"/>
+          <w:szCs w:val="30"/>
+        </w:rPr>
+      </w:pPr>
+      <w:r>
+        <w:rPr>
+          <w:rFonts w:hint="eastAsia" w:ascii="楷体" w:hAnsi="楷体" w:eastAsia="楷体" w:cs="楷体"/>
+          <w:sz w:val="30"/>
+          <w:szCs w:val="30"/>
+        </w:rPr>
+        <w:t>这个特殊专长无法通过任何方式修改、覆盖或替换。</w:t>
+      </w:r>
+    </w:p>
+    <w:p>
+      <w:pPr>
+        <w:jc w:val="left"/>
+        <w:rPr>
+          <w:rFonts w:ascii="楷体" w:hAnsi="楷体" w:eastAsia="楷体" w:cs="楷体"/>
+          <w:sz w:val="30"/>
+          <w:szCs w:val="30"/>
+        </w:rPr>
+      </w:pPr>
+      <w:r>
+        <w:rPr>
+          <w:rFonts w:hint="eastAsia" w:ascii="楷体" w:hAnsi="楷体" w:eastAsia="楷体" w:cs="楷体"/>
+          <w:sz w:val="30"/>
+          <w:szCs w:val="30"/>
+        </w:rPr>
+        <w:t>-------------------------------------------------------</w:t>
+      </w:r>
+    </w:p>
+    <w:p>
+      <w:pPr>
+        <w:jc w:val="left"/>
+        <w:rPr>
+          <w:rFonts w:asciiTheme="majorEastAsia" w:hAnsiTheme="majorEastAsia" w:eastAsiaTheme="majorEastAsia" w:cstheme="majorEastAsia"/>
+          <w:b/>
+          <w:bCs/>
+          <w:sz w:val="30"/>
+          <w:szCs w:val="30"/>
+        </w:rPr>
+      </w:pPr>
+      <w:r>
+        <w:rPr>
+          <w:rFonts w:hint="eastAsia" w:asciiTheme="majorEastAsia" w:hAnsiTheme="majorEastAsia" w:eastAsiaTheme="majorEastAsia" w:cstheme="majorEastAsia"/>
+          <w:b/>
+          <w:bCs/>
+          <w:sz w:val="30"/>
+          <w:szCs w:val="30"/>
+        </w:rPr>
+        <w:t>经验值礼包</w:t>
+      </w:r>
+    </w:p>
+    <w:p>
+      <w:pPr>
+        <w:jc w:val="left"/>
+        <w:rPr>
+          <w:rFonts w:ascii="楷体" w:hAnsi="楷体" w:eastAsia="楷体" w:cs="楷体"/>
+          <w:sz w:val="30"/>
+          <w:szCs w:val="30"/>
+        </w:rPr>
+      </w:pPr>
+      <w:r>
+        <w:rPr>
+          <w:rFonts w:hint="eastAsia" w:asciiTheme="majorEastAsia" w:hAnsiTheme="majorEastAsia" w:eastAsiaTheme="majorEastAsia" w:cstheme="majorEastAsia"/>
+          <w:b/>
+          <w:bCs/>
+          <w:sz w:val="30"/>
+          <w:szCs w:val="30"/>
+        </w:rPr>
+        <w:t>前置条件：</w:t>
+      </w:r>
+      <w:r>
+        <w:rPr>
+          <w:rFonts w:hint="eastAsia" w:ascii="楷体" w:hAnsi="楷体" w:eastAsia="楷体" w:cs="楷体"/>
+          <w:sz w:val="30"/>
+          <w:szCs w:val="30"/>
+        </w:rPr>
+        <w:t>你渴望获得更多的经验值</w:t>
+      </w:r>
+    </w:p>
+    <w:p>
+      <w:pPr>
+        <w:jc w:val="left"/>
+        <w:rPr>
+          <w:rFonts w:ascii="楷体" w:hAnsi="楷体" w:eastAsia="楷体" w:cs="楷体"/>
+          <w:sz w:val="30"/>
+          <w:szCs w:val="30"/>
+        </w:rPr>
+      </w:pPr>
+      <w:r>
+        <w:rPr>
+          <w:rFonts w:hint="eastAsia" w:ascii="楷体" w:hAnsi="楷体" w:eastAsia="楷体" w:cs="楷体"/>
+          <w:sz w:val="30"/>
+          <w:szCs w:val="30"/>
+        </w:rPr>
+        <w:t>再别说了，赶紧给我多发点经验!如果你选择这项特殊专长，获得以下增益效果：</w:t>
+      </w:r>
+    </w:p>
+    <w:p>
+      <w:pPr>
+        <w:jc w:val="left"/>
+        <w:rPr>
+          <w:rFonts w:ascii="楷体" w:hAnsi="楷体" w:eastAsia="楷体" w:cs="楷体"/>
+          <w:sz w:val="30"/>
+          <w:szCs w:val="30"/>
+        </w:rPr>
+      </w:pPr>
+      <w:r>
+        <w:rPr>
+          <w:rFonts w:hint="eastAsia" w:ascii="楷体" w:hAnsi="楷体" w:eastAsia="楷体" w:cs="楷体"/>
+          <w:sz w:val="30"/>
+          <w:szCs w:val="30"/>
+        </w:rPr>
+        <w:t>立即获得1</w:t>
+      </w:r>
+      <w:r>
+        <w:rPr>
+          <w:rFonts w:hint="eastAsia" w:ascii="楷体" w:hAnsi="楷体" w:eastAsia="楷体" w:cs="楷体"/>
+          <w:sz w:val="30"/>
+          <w:szCs w:val="30"/>
+          <w:lang w:val="en-US" w:eastAsia="zh-CN"/>
+        </w:rPr>
+        <w:t>2</w:t>
+      </w:r>
+      <w:r>
+        <w:rPr>
+          <w:rFonts w:hint="eastAsia" w:ascii="楷体" w:hAnsi="楷体" w:eastAsia="楷体" w:cs="楷体"/>
+          <w:sz w:val="30"/>
+          <w:szCs w:val="30"/>
+        </w:rPr>
+        <w:t>00点经验值。</w:t>
+      </w:r>
+    </w:p>
+    <w:p>
+      <w:pPr>
+        <w:jc w:val="left"/>
+        <w:rPr>
+          <w:rFonts w:ascii="楷体" w:hAnsi="楷体" w:eastAsia="楷体" w:cs="楷体"/>
+          <w:sz w:val="30"/>
+          <w:szCs w:val="30"/>
+        </w:rPr>
+      </w:pPr>
+      <w:r>
+        <w:rPr>
+          <w:rFonts w:hint="eastAsia" w:ascii="楷体" w:hAnsi="楷体" w:eastAsia="楷体" w:cs="楷体"/>
+          <w:sz w:val="30"/>
+          <w:szCs w:val="30"/>
+        </w:rPr>
+        <w:t>如果这是你的主职业等级提升至8级时选择的专长，改为立即获得</w:t>
+      </w:r>
+      <w:r>
+        <w:rPr>
+          <w:rFonts w:hint="eastAsia" w:ascii="楷体" w:hAnsi="楷体" w:eastAsia="楷体" w:cs="楷体"/>
+          <w:sz w:val="30"/>
+          <w:szCs w:val="30"/>
+          <w:lang w:val="en-US" w:eastAsia="zh-CN"/>
+        </w:rPr>
+        <w:t>24</w:t>
+      </w:r>
+      <w:r>
+        <w:rPr>
+          <w:rFonts w:hint="eastAsia" w:ascii="楷体" w:hAnsi="楷体" w:eastAsia="楷体" w:cs="楷体"/>
+          <w:sz w:val="30"/>
+          <w:szCs w:val="30"/>
+        </w:rPr>
+        <w:t>00点经验值。</w:t>
+      </w:r>
+    </w:p>
+    <w:p>
+      <w:pPr>
+        <w:jc w:val="left"/>
+        <w:rPr>
+          <w:rFonts w:ascii="楷体" w:hAnsi="楷体" w:eastAsia="楷体" w:cs="楷体"/>
+          <w:sz w:val="30"/>
+          <w:szCs w:val="30"/>
+        </w:rPr>
+      </w:pPr>
+      <w:r>
+        <w:rPr>
+          <w:rFonts w:hint="eastAsia" w:ascii="楷体" w:hAnsi="楷体" w:eastAsia="楷体" w:cs="楷体"/>
+          <w:sz w:val="30"/>
+          <w:szCs w:val="30"/>
+        </w:rPr>
+        <w:t>如果这是你的主职业等级提升至13级或更高等级时选择的专长，改为立即获得</w:t>
+      </w:r>
+      <w:r>
+        <w:rPr>
+          <w:rFonts w:hint="eastAsia" w:ascii="楷体" w:hAnsi="楷体" w:eastAsia="楷体" w:cs="楷体"/>
+          <w:sz w:val="30"/>
+          <w:szCs w:val="30"/>
+          <w:lang w:val="en-US" w:eastAsia="zh-CN"/>
+        </w:rPr>
+        <w:t>48</w:t>
+      </w:r>
+      <w:r>
+        <w:rPr>
+          <w:rFonts w:hint="eastAsia" w:ascii="楷体" w:hAnsi="楷体" w:eastAsia="楷体" w:cs="楷体"/>
+          <w:sz w:val="30"/>
+          <w:szCs w:val="30"/>
+        </w:rPr>
+        <w:t>00点经验值。</w:t>
+      </w:r>
+    </w:p>
+    <w:p>
+      <w:pPr>
+        <w:jc w:val="left"/>
+        <w:rPr>
+          <w:rFonts w:ascii="楷体" w:hAnsi="楷体" w:eastAsia="楷体" w:cs="楷体"/>
+          <w:sz w:val="30"/>
+          <w:szCs w:val="30"/>
+        </w:rPr>
+      </w:pPr>
+      <w:r>
+        <w:rPr>
+          <w:rFonts w:hint="eastAsia" w:ascii="楷体" w:hAnsi="楷体" w:eastAsia="楷体" w:cs="楷体"/>
+          <w:sz w:val="30"/>
+          <w:szCs w:val="30"/>
+        </w:rPr>
+        <w:t>这个特殊专长无法通过任何方式修改、覆盖或替换。</w:t>
+      </w:r>
+    </w:p>
+    <w:p>
+      <w:pPr>
+        <w:jc w:val="left"/>
+        <w:rPr>
+          <w:rFonts w:ascii="楷体" w:hAnsi="楷体" w:eastAsia="楷体" w:cs="楷体"/>
+          <w:sz w:val="30"/>
+          <w:szCs w:val="30"/>
+        </w:rPr>
+      </w:pPr>
+      <w:r>
+        <w:rPr>
+          <w:rFonts w:hint="eastAsia" w:ascii="楷体" w:hAnsi="楷体" w:eastAsia="楷体" w:cs="楷体"/>
+          <w:sz w:val="30"/>
+          <w:szCs w:val="30"/>
+        </w:rPr>
+        <w:t>-------------------------------------------------------</w:t>
+      </w:r>
+    </w:p>
+    <w:p>
+      <w:pPr>
+        <w:jc w:val="left"/>
+        <w:rPr>
           <w:rFonts w:hint="default" w:asciiTheme="majorEastAsia" w:hAnsiTheme="majorEastAsia" w:eastAsiaTheme="majorEastAsia" w:cstheme="majorEastAsia"/>
           <w:b/>
           <w:bCs/>
@@ -14255,7 +14618,7 @@
           <w:sz w:val="30"/>
           <w:szCs w:val="30"/>
         </w:rPr>
-        <w:t>额外槽</w:t>
+        <w:t>技能点礼包</w:t>
       </w:r>
     </w:p>
     <w:p>
@@ -14283,61 +14646,226 @@
           <w:sz w:val="30"/>
           <w:szCs w:val="30"/>
         </w:rPr>
-        <w:t>你的技能槽位或任意一个位阶的天赋槽位已满</w:t>
-      </w:r>
-    </w:p>
-    <w:p>
-      <w:pPr>
-        <w:jc w:val="left"/>
-        <w:rPr>
-          <w:rFonts w:ascii="楷体" w:hAnsi="楷体" w:eastAsia="楷体" w:cs="楷体"/>
-          <w:sz w:val="30"/>
-          <w:szCs w:val="30"/>
-        </w:rPr>
-      </w:pPr>
-      <w:r>
-        <w:rPr>
-          <w:rFonts w:hint="eastAsia" w:ascii="楷体" w:hAnsi="楷体" w:eastAsia="楷体" w:cs="楷体"/>
-          <w:sz w:val="30"/>
-          <w:szCs w:val="30"/>
-        </w:rPr>
-        <w:t>为了学习更多的能力你提前做好了准备，如果你选择这项特殊专长，获得以下增益效果：</w:t>
-      </w:r>
-    </w:p>
-    <w:p>
-      <w:pPr>
-        <w:jc w:val="left"/>
-        <w:rPr>
-          <w:rFonts w:ascii="楷体" w:hAnsi="楷体" w:eastAsia="楷体" w:cs="楷体"/>
-          <w:sz w:val="30"/>
-          <w:szCs w:val="30"/>
-        </w:rPr>
-      </w:pPr>
-      <w:r>
-        <w:rPr>
-          <w:rFonts w:hint="eastAsia" w:ascii="楷体" w:hAnsi="楷体" w:eastAsia="楷体" w:cs="楷体"/>
-          <w:sz w:val="30"/>
-          <w:szCs w:val="30"/>
-        </w:rPr>
-        <w:t>你获得三个额外槽位，可以自由选择用于增加技能或天赋槽位。</w:t>
-      </w:r>
-    </w:p>
-    <w:p>
-      <w:pPr>
-        <w:jc w:val="left"/>
-        <w:rPr>
-          <w:rFonts w:ascii="楷体" w:hAnsi="楷体" w:eastAsia="楷体" w:cs="楷体"/>
-          <w:sz w:val="30"/>
-          <w:szCs w:val="30"/>
-        </w:rPr>
-      </w:pPr>
-      <w:r>
-        <w:rPr>
-          <w:rFonts w:hint="eastAsia" w:ascii="楷体" w:hAnsi="楷体" w:eastAsia="楷体" w:cs="楷体"/>
-          <w:sz w:val="30"/>
-          <w:szCs w:val="30"/>
-        </w:rPr>
-        <w:t>你使用额外槽位所习得的能力不会因为你的战斗风格顺序而花费额外的技能点，但这些放置的能力无法通过任何方式移除。</w:t>
+        <w:t>你渴望获得更多的技能点</w:t>
+      </w:r>
+    </w:p>
+    <w:p>
+      <w:pPr>
+        <w:jc w:val="left"/>
+        <w:rPr>
+          <w:rFonts w:ascii="楷体" w:hAnsi="楷体" w:eastAsia="楷体" w:cs="楷体"/>
+          <w:sz w:val="30"/>
+          <w:szCs w:val="30"/>
+        </w:rPr>
+      </w:pPr>
+      <w:r>
+        <w:rPr>
+          <w:rFonts w:hint="eastAsia" w:ascii="楷体" w:hAnsi="楷体" w:eastAsia="楷体" w:cs="楷体"/>
+          <w:sz w:val="30"/>
+          <w:szCs w:val="30"/>
+        </w:rPr>
+        <w:t>我必须立刻习得更多的新技能!如果你选择这项特殊专长，获得以下增益效果：</w:t>
+      </w:r>
+    </w:p>
+    <w:p>
+      <w:pPr>
+        <w:jc w:val="left"/>
+        <w:rPr>
+          <w:rFonts w:ascii="楷体" w:hAnsi="楷体" w:eastAsia="楷体" w:cs="楷体"/>
+          <w:sz w:val="30"/>
+          <w:szCs w:val="30"/>
+        </w:rPr>
+      </w:pPr>
+      <w:r>
+        <w:rPr>
+          <w:rFonts w:hint="eastAsia" w:ascii="楷体" w:hAnsi="楷体" w:eastAsia="楷体" w:cs="楷体"/>
+          <w:sz w:val="30"/>
+          <w:szCs w:val="30"/>
+        </w:rPr>
+        <w:t>立即获得</w:t>
+      </w:r>
+      <w:r>
+        <w:rPr>
+          <w:rFonts w:hint="eastAsia" w:ascii="楷体" w:hAnsi="楷体" w:eastAsia="楷体" w:cs="楷体"/>
+          <w:sz w:val="30"/>
+          <w:szCs w:val="30"/>
+          <w:lang w:val="en-US" w:eastAsia="zh-CN"/>
+        </w:rPr>
+        <w:t>3个</w:t>
+      </w:r>
+      <w:r>
+        <w:rPr>
+          <w:rFonts w:hint="eastAsia" w:ascii="楷体" w:hAnsi="楷体" w:eastAsia="楷体" w:cs="楷体"/>
+          <w:sz w:val="30"/>
+          <w:szCs w:val="30"/>
+        </w:rPr>
+        <w:t>技能点</w:t>
+      </w:r>
+      <w:r>
+        <w:rPr>
+          <w:rFonts w:hint="eastAsia" w:ascii="楷体" w:hAnsi="楷体" w:eastAsia="楷体" w:cs="楷体"/>
+          <w:sz w:val="30"/>
+          <w:szCs w:val="30"/>
+          <w:lang w:eastAsia="zh-CN"/>
+        </w:rPr>
+        <w:t>，</w:t>
+      </w:r>
+      <w:r>
+        <w:rPr>
+          <w:rFonts w:hint="eastAsia" w:ascii="楷体" w:hAnsi="楷体" w:eastAsia="楷体" w:cs="楷体"/>
+          <w:sz w:val="30"/>
+          <w:szCs w:val="30"/>
+          <w:lang w:val="en-US" w:eastAsia="zh-CN"/>
+        </w:rPr>
+        <w:t>允许以此突破技能点上限，直到下一次游玩开始前你视作个人满足全部的色彩标识</w:t>
+      </w:r>
+      <w:r>
+        <w:rPr>
+          <w:rFonts w:hint="eastAsia" w:ascii="楷体" w:hAnsi="楷体" w:eastAsia="楷体" w:cs="楷体"/>
+          <w:sz w:val="30"/>
+          <w:szCs w:val="30"/>
+        </w:rPr>
+        <w:t>。</w:t>
+      </w:r>
+    </w:p>
+    <w:p>
+      <w:pPr>
+        <w:jc w:val="left"/>
+        <w:rPr>
+          <w:rFonts w:ascii="楷体" w:hAnsi="楷体" w:eastAsia="楷体" w:cs="楷体"/>
+          <w:sz w:val="30"/>
+          <w:szCs w:val="30"/>
+        </w:rPr>
+      </w:pPr>
+      <w:r>
+        <w:rPr>
+          <w:rFonts w:hint="eastAsia" w:ascii="楷体" w:hAnsi="楷体" w:eastAsia="楷体" w:cs="楷体"/>
+          <w:sz w:val="30"/>
+          <w:szCs w:val="30"/>
+        </w:rPr>
+        <w:t>如果这是你的主职业等级提升至8级时选择的专长，改为立即获得</w:t>
+      </w:r>
+      <w:r>
+        <w:rPr>
+          <w:rFonts w:hint="eastAsia" w:ascii="楷体" w:hAnsi="楷体" w:eastAsia="楷体" w:cs="楷体"/>
+          <w:sz w:val="30"/>
+          <w:szCs w:val="30"/>
+          <w:lang w:val="en-US" w:eastAsia="zh-CN"/>
+        </w:rPr>
+        <w:t>5个</w:t>
+      </w:r>
+      <w:r>
+        <w:rPr>
+          <w:rFonts w:hint="eastAsia" w:ascii="楷体" w:hAnsi="楷体" w:eastAsia="楷体" w:cs="楷体"/>
+          <w:sz w:val="30"/>
+          <w:szCs w:val="30"/>
+        </w:rPr>
+        <w:t>技能点</w:t>
+      </w:r>
+      <w:r>
+        <w:rPr>
+          <w:rFonts w:hint="eastAsia" w:ascii="楷体" w:hAnsi="楷体" w:eastAsia="楷体" w:cs="楷体"/>
+          <w:sz w:val="30"/>
+          <w:szCs w:val="30"/>
+          <w:lang w:eastAsia="zh-CN"/>
+        </w:rPr>
+        <w:t>，</w:t>
+      </w:r>
+      <w:r>
+        <w:rPr>
+          <w:rFonts w:hint="eastAsia" w:ascii="楷体" w:hAnsi="楷体" w:eastAsia="楷体" w:cs="楷体"/>
+          <w:sz w:val="30"/>
+          <w:szCs w:val="30"/>
+          <w:lang w:val="en-US" w:eastAsia="zh-CN"/>
+        </w:rPr>
+        <w:t>允许以此突破技能点上限</w:t>
+      </w:r>
+      <w:r>
+        <w:rPr>
+          <w:rFonts w:hint="eastAsia" w:ascii="楷体" w:hAnsi="楷体" w:eastAsia="楷体" w:cs="楷体"/>
+          <w:sz w:val="30"/>
+          <w:szCs w:val="30"/>
+        </w:rPr>
+        <w:t>。</w:t>
+      </w:r>
+    </w:p>
+    <w:p>
+      <w:pPr>
+        <w:jc w:val="left"/>
+        <w:rPr>
+          <w:rFonts w:ascii="楷体" w:hAnsi="楷体" w:eastAsia="楷体" w:cs="楷体"/>
+          <w:sz w:val="30"/>
+          <w:szCs w:val="30"/>
+        </w:rPr>
+      </w:pPr>
+      <w:r>
+        <w:rPr>
+          <w:rFonts w:hint="eastAsia" w:ascii="楷体" w:hAnsi="楷体" w:eastAsia="楷体" w:cs="楷体"/>
+          <w:sz w:val="30"/>
+          <w:szCs w:val="30"/>
+        </w:rPr>
+        <w:t>如果这是你的主职业等级提升至13级或更高等级时选择的专长，</w:t>
+      </w:r>
+    </w:p>
+    <w:p>
+      <w:pPr>
+        <w:jc w:val="left"/>
+        <w:rPr>
+          <w:rFonts w:hint="eastAsia" w:ascii="楷体" w:hAnsi="楷体" w:eastAsia="楷体" w:cs="楷体"/>
+          <w:sz w:val="30"/>
+          <w:szCs w:val="30"/>
+        </w:rPr>
+      </w:pPr>
+      <w:r>
+        <w:rPr>
+          <w:rFonts w:hint="eastAsia" w:ascii="楷体" w:hAnsi="楷体" w:eastAsia="楷体" w:cs="楷体"/>
+          <w:sz w:val="30"/>
+          <w:szCs w:val="30"/>
+        </w:rPr>
+        <w:t>改为立即获得</w:t>
+      </w:r>
+      <w:r>
+        <w:rPr>
+          <w:rFonts w:hint="eastAsia" w:ascii="楷体" w:hAnsi="楷体" w:eastAsia="楷体" w:cs="楷体"/>
+          <w:sz w:val="30"/>
+          <w:szCs w:val="30"/>
+          <w:lang w:val="en-US" w:eastAsia="zh-CN"/>
+        </w:rPr>
+        <w:t>7个</w:t>
+      </w:r>
+      <w:r>
+        <w:rPr>
+          <w:rFonts w:hint="eastAsia" w:ascii="楷体" w:hAnsi="楷体" w:eastAsia="楷体" w:cs="楷体"/>
+          <w:sz w:val="30"/>
+          <w:szCs w:val="30"/>
+        </w:rPr>
+        <w:t>技能点</w:t>
+      </w:r>
+      <w:r>
+        <w:rPr>
+          <w:rFonts w:hint="eastAsia" w:ascii="楷体" w:hAnsi="楷体" w:eastAsia="楷体" w:cs="楷体"/>
+          <w:sz w:val="30"/>
+          <w:szCs w:val="30"/>
+          <w:lang w:eastAsia="zh-CN"/>
+        </w:rPr>
+        <w:t>，</w:t>
+      </w:r>
+      <w:r>
+        <w:rPr>
+          <w:rFonts w:hint="eastAsia" w:ascii="楷体" w:hAnsi="楷体" w:eastAsia="楷体" w:cs="楷体"/>
+          <w:sz w:val="30"/>
+          <w:szCs w:val="30"/>
+          <w:lang w:val="en-US" w:eastAsia="zh-CN"/>
+        </w:rPr>
+        <w:t>允许以此突破技能点上限</w:t>
+      </w:r>
+      <w:r>
+        <w:rPr>
+          <w:rFonts w:hint="eastAsia" w:ascii="楷体" w:hAnsi="楷体" w:eastAsia="楷体" w:cs="楷体"/>
+          <w:sz w:val="30"/>
+          <w:szCs w:val="30"/>
+        </w:rPr>
+        <w:t>。</w:t>
       </w:r>
     </w:p>
     <w:p>
@@ -14380,6 +14908,190 @@
       <w:pPr>
         <w:jc w:val="left"/>
         <w:rPr>
+          <w:rFonts w:hint="eastAsia" w:asciiTheme="majorEastAsia" w:hAnsiTheme="majorEastAsia" w:eastAsiaTheme="majorEastAsia" w:cstheme="majorEastAsia"/>
+          <w:b/>
+          <w:bCs/>
+          <w:sz w:val="30"/>
+          <w:szCs w:val="30"/>
+          <w:lang w:val="en-US" w:eastAsia="zh-CN"/>
+        </w:rPr>
+      </w:pPr>
+      <w:r>
+        <w:rPr>
+          <w:rFonts w:hint="eastAsia" w:asciiTheme="majorEastAsia" w:hAnsiTheme="majorEastAsia" w:eastAsiaTheme="majorEastAsia" w:cstheme="majorEastAsia"/>
+          <w:b/>
+          <w:bCs/>
+          <w:sz w:val="30"/>
+          <w:szCs w:val="30"/>
+          <w:lang w:val="en-US" w:eastAsia="zh-CN"/>
+        </w:rPr>
+        <w:t>快速兼职</w:t>
+      </w:r>
+    </w:p>
+    <w:p>
+      <w:pPr>
+        <w:jc w:val="left"/>
+        <w:rPr>
+          <w:rFonts w:hint="eastAsia" w:ascii="楷体" w:hAnsi="楷体" w:eastAsia="楷体" w:cs="楷体"/>
+          <w:sz w:val="30"/>
+          <w:szCs w:val="30"/>
+          <w:lang w:val="en-US" w:eastAsia="zh-CN"/>
+        </w:rPr>
+      </w:pPr>
+      <w:r>
+        <w:rPr>
+          <w:rFonts w:hint="eastAsia" w:asciiTheme="majorEastAsia" w:hAnsiTheme="majorEastAsia" w:eastAsiaTheme="majorEastAsia" w:cstheme="majorEastAsia"/>
+          <w:b/>
+          <w:bCs/>
+          <w:sz w:val="30"/>
+          <w:szCs w:val="30"/>
+        </w:rPr>
+        <w:t>前置条件：</w:t>
+      </w:r>
+      <w:r>
+        <w:rPr>
+          <w:rFonts w:hint="eastAsia" w:ascii="楷体" w:hAnsi="楷体" w:eastAsia="楷体" w:cs="楷体"/>
+          <w:sz w:val="30"/>
+          <w:szCs w:val="30"/>
+        </w:rPr>
+        <w:t>你渴望</w:t>
+      </w:r>
+      <w:r>
+        <w:rPr>
+          <w:rFonts w:hint="eastAsia" w:ascii="楷体" w:hAnsi="楷体" w:eastAsia="楷体" w:cs="楷体"/>
+          <w:sz w:val="30"/>
+          <w:szCs w:val="30"/>
+          <w:lang w:val="en-US" w:eastAsia="zh-CN"/>
+        </w:rPr>
+        <w:t>能够更快地完成职业提升</w:t>
+      </w:r>
+    </w:p>
+    <w:p>
+      <w:pPr>
+        <w:jc w:val="left"/>
+        <w:rPr>
+          <w:rFonts w:hint="default" w:ascii="楷体" w:hAnsi="楷体" w:eastAsia="楷体" w:cs="楷体"/>
+          <w:sz w:val="30"/>
+          <w:szCs w:val="30"/>
+          <w:lang w:val="en-US" w:eastAsia="zh-CN"/>
+        </w:rPr>
+      </w:pPr>
+      <w:r>
+        <w:rPr>
+          <w:rFonts w:hint="eastAsia" w:ascii="楷体" w:hAnsi="楷体" w:eastAsia="楷体" w:cs="楷体"/>
+          <w:sz w:val="30"/>
+          <w:szCs w:val="30"/>
+          <w:lang w:val="en-US" w:eastAsia="zh-CN"/>
+        </w:rPr>
+        <w:t>你期望更快完成对自身职业的未来规划，</w:t>
+      </w:r>
+      <w:r>
+        <w:rPr>
+          <w:rFonts w:hint="eastAsia" w:ascii="楷体" w:hAnsi="楷体" w:eastAsia="楷体" w:cs="楷体"/>
+          <w:sz w:val="30"/>
+          <w:szCs w:val="30"/>
+        </w:rPr>
+        <w:t>如果你选择这项特殊专长，获得以下增益效果：</w:t>
+      </w:r>
+    </w:p>
+    <w:p>
+      <w:pPr>
+        <w:jc w:val="left"/>
+        <w:rPr>
+          <w:rFonts w:hint="eastAsia" w:ascii="楷体" w:hAnsi="楷体" w:eastAsia="楷体" w:cs="楷体"/>
+          <w:sz w:val="30"/>
+          <w:szCs w:val="30"/>
+          <w:lang w:val="en-US" w:eastAsia="zh-CN"/>
+        </w:rPr>
+      </w:pPr>
+      <w:r>
+        <w:rPr>
+          <w:rFonts w:hint="eastAsia" w:ascii="楷体" w:hAnsi="楷体" w:eastAsia="楷体" w:cs="楷体"/>
+          <w:sz w:val="30"/>
+          <w:szCs w:val="30"/>
+          <w:lang w:val="en-US" w:eastAsia="zh-CN"/>
+        </w:rPr>
+        <w:t>你在主职业等级为5级时便能够进行子职业的兼职，你能够忽视主职业和子职业的等级差距，但子职业仍然仅能够达到15级。</w:t>
+      </w:r>
+    </w:p>
+    <w:p>
+      <w:pPr>
+        <w:jc w:val="left"/>
+        <w:rPr>
+          <w:rFonts w:hint="eastAsia" w:ascii="楷体" w:hAnsi="楷体" w:eastAsia="楷体" w:cs="楷体"/>
+          <w:sz w:val="30"/>
+          <w:szCs w:val="30"/>
+          <w:lang w:val="en-US" w:eastAsia="zh-CN"/>
+        </w:rPr>
+      </w:pPr>
+      <w:r>
+        <w:rPr>
+          <w:rFonts w:hint="eastAsia" w:ascii="楷体" w:hAnsi="楷体" w:eastAsia="楷体" w:cs="楷体"/>
+          <w:sz w:val="30"/>
+          <w:szCs w:val="30"/>
+          <w:lang w:val="en-US" w:eastAsia="zh-CN"/>
+        </w:rPr>
+        <w:t>你在主职业等级为8级时便能够获取子职业的进阶信息。</w:t>
+      </w:r>
+    </w:p>
+    <w:p>
+      <w:pPr>
+        <w:jc w:val="left"/>
+        <w:rPr>
+          <w:rFonts w:hint="eastAsia" w:ascii="楷体" w:hAnsi="楷体" w:eastAsia="楷体" w:cs="楷体"/>
+          <w:sz w:val="30"/>
+          <w:szCs w:val="30"/>
+          <w:lang w:val="en-US" w:eastAsia="zh-CN"/>
+        </w:rPr>
+      </w:pPr>
+      <w:r>
+        <w:rPr>
+          <w:rFonts w:hint="eastAsia" w:ascii="楷体" w:hAnsi="楷体" w:eastAsia="楷体" w:cs="楷体"/>
+          <w:sz w:val="30"/>
+          <w:szCs w:val="30"/>
+          <w:lang w:val="en-US" w:eastAsia="zh-CN"/>
+        </w:rPr>
+        <w:t>你在主职业等级为12级时可以获得1级附赠职业等级，你需要如同满足子职业的兼职条件一样满足附赠职业的需求。</w:t>
+      </w:r>
+    </w:p>
+    <w:p>
+      <w:pPr>
+        <w:jc w:val="left"/>
+        <w:rPr>
+          <w:rFonts w:ascii="楷体" w:hAnsi="楷体" w:eastAsia="楷体" w:cs="楷体"/>
+          <w:sz w:val="30"/>
+          <w:szCs w:val="30"/>
+        </w:rPr>
+      </w:pPr>
+      <w:r>
+        <w:rPr>
+          <w:rFonts w:hint="eastAsia" w:ascii="楷体" w:hAnsi="楷体" w:eastAsia="楷体" w:cs="楷体"/>
+          <w:sz w:val="30"/>
+          <w:szCs w:val="30"/>
+        </w:rPr>
+        <w:t>这个特殊专长无法通过任何方式修改、覆盖或替换。</w:t>
+      </w:r>
+      <w:r>
+        <w:rPr>
+          <w:rFonts w:hint="eastAsia" w:ascii="楷体" w:hAnsi="楷体" w:eastAsia="楷体" w:cs="楷体"/>
+          <w:sz w:val="30"/>
+          <w:szCs w:val="30"/>
+        </w:rPr>
+        <w:br w:type="textWrapping"/>
+      </w:r>
+      <w:r>
+        <w:rPr>
+          <w:rFonts w:hint="eastAsia" w:ascii="楷体" w:hAnsi="楷体" w:eastAsia="楷体" w:cs="楷体"/>
+          <w:sz w:val="30"/>
+          <w:szCs w:val="30"/>
+        </w:rPr>
+        <w:t>-------------------------------------------------------</w:t>
+      </w:r>
+    </w:p>
+    <w:p>
+      <w:pPr>
+        <w:jc w:val="left"/>
+        <w:rPr>
           <w:rFonts w:asciiTheme="majorEastAsia" w:hAnsiTheme="majorEastAsia" w:eastAsiaTheme="majorEastAsia" w:cstheme="majorEastAsia"/>
           <w:b/>
           <w:bCs/>
@@ -14395,7 +15107,7 @@
           <w:sz w:val="30"/>
           <w:szCs w:val="30"/>
         </w:rPr>
-        <w:t>经验值礼包</w:t>
+        <w:t>卷轴助理</w:t>
       </w:r>
     </w:p>
     <w:p>
@@ -14423,148 +15135,80 @@
           <w:sz w:val="30"/>
           <w:szCs w:val="30"/>
         </w:rPr>
-        <w:t>你渴望获得更多的经验值</w:t>
-      </w:r>
-    </w:p>
-    <w:p>
-      <w:pPr>
-        <w:jc w:val="left"/>
-        <w:rPr>
-          <w:rFonts w:ascii="楷体" w:hAnsi="楷体" w:eastAsia="楷体" w:cs="楷体"/>
-          <w:sz w:val="30"/>
-          <w:szCs w:val="30"/>
-        </w:rPr>
-      </w:pPr>
-      <w:r>
-        <w:rPr>
-          <w:rFonts w:hint="eastAsia" w:ascii="楷体" w:hAnsi="楷体" w:eastAsia="楷体" w:cs="楷体"/>
-          <w:sz w:val="30"/>
-          <w:szCs w:val="30"/>
-        </w:rPr>
-        <w:t>再别说了，赶紧给我多发点经验!如果你选择这项特殊专长，获得以下增益效果：</w:t>
-      </w:r>
-    </w:p>
-    <w:p>
-      <w:pPr>
-        <w:jc w:val="left"/>
-        <w:rPr>
-          <w:rFonts w:ascii="楷体" w:hAnsi="楷体" w:eastAsia="楷体" w:cs="楷体"/>
-          <w:sz w:val="30"/>
-          <w:szCs w:val="30"/>
-        </w:rPr>
-      </w:pPr>
-      <w:r>
-        <w:rPr>
-          <w:rFonts w:hint="eastAsia" w:ascii="楷体" w:hAnsi="楷体" w:eastAsia="楷体" w:cs="楷体"/>
-          <w:sz w:val="30"/>
-          <w:szCs w:val="30"/>
-        </w:rPr>
-        <w:t>立即获得1</w:t>
-      </w:r>
-      <w:r>
-        <w:rPr>
-          <w:rFonts w:hint="eastAsia" w:ascii="楷体" w:hAnsi="楷体" w:eastAsia="楷体" w:cs="楷体"/>
-          <w:sz w:val="30"/>
-          <w:szCs w:val="30"/>
-          <w:lang w:val="en-US" w:eastAsia="zh-CN"/>
-        </w:rPr>
-        <w:t>2</w:t>
-      </w:r>
-      <w:r>
-        <w:rPr>
-          <w:rFonts w:hint="eastAsia" w:ascii="楷体" w:hAnsi="楷体" w:eastAsia="楷体" w:cs="楷体"/>
-          <w:sz w:val="30"/>
-          <w:szCs w:val="30"/>
-        </w:rPr>
-        <w:t>00点经验值。</w:t>
-      </w:r>
-    </w:p>
-    <w:p>
-      <w:pPr>
-        <w:jc w:val="left"/>
-        <w:rPr>
-          <w:rFonts w:ascii="楷体" w:hAnsi="楷体" w:eastAsia="楷体" w:cs="楷体"/>
-          <w:sz w:val="30"/>
-          <w:szCs w:val="30"/>
-        </w:rPr>
-      </w:pPr>
-      <w:r>
-        <w:rPr>
-          <w:rFonts w:hint="eastAsia" w:ascii="楷体" w:hAnsi="楷体" w:eastAsia="楷体" w:cs="楷体"/>
-          <w:sz w:val="30"/>
-          <w:szCs w:val="30"/>
-        </w:rPr>
-        <w:t>如果这是你的主职业等级提升至8级时选择的专长，改为立即获得</w:t>
-      </w:r>
-      <w:r>
-        <w:rPr>
-          <w:rFonts w:hint="eastAsia" w:ascii="楷体" w:hAnsi="楷体" w:eastAsia="楷体" w:cs="楷体"/>
-          <w:sz w:val="30"/>
-          <w:szCs w:val="30"/>
-          <w:lang w:val="en-US" w:eastAsia="zh-CN"/>
-        </w:rPr>
-        <w:t>24</w:t>
-      </w:r>
-      <w:r>
-        <w:rPr>
-          <w:rFonts w:hint="eastAsia" w:ascii="楷体" w:hAnsi="楷体" w:eastAsia="楷体" w:cs="楷体"/>
-          <w:sz w:val="30"/>
-          <w:szCs w:val="30"/>
-        </w:rPr>
-        <w:t>00点经验值。</w:t>
-      </w:r>
-    </w:p>
-    <w:p>
-      <w:pPr>
-        <w:jc w:val="left"/>
-        <w:rPr>
-          <w:rFonts w:ascii="楷体" w:hAnsi="楷体" w:eastAsia="楷体" w:cs="楷体"/>
-          <w:sz w:val="30"/>
-          <w:szCs w:val="30"/>
-        </w:rPr>
-      </w:pPr>
-      <w:r>
-        <w:rPr>
-          <w:rFonts w:hint="eastAsia" w:ascii="楷体" w:hAnsi="楷体" w:eastAsia="楷体" w:cs="楷体"/>
-          <w:sz w:val="30"/>
-          <w:szCs w:val="30"/>
-        </w:rPr>
-        <w:t>如果这是你的主职业等级提升至13级或更高等级时选择的专长，改为立即获得</w:t>
-      </w:r>
-      <w:r>
-        <w:rPr>
-          <w:rFonts w:hint="eastAsia" w:ascii="楷体" w:hAnsi="楷体" w:eastAsia="楷体" w:cs="楷体"/>
-          <w:sz w:val="30"/>
-          <w:szCs w:val="30"/>
-          <w:lang w:val="en-US" w:eastAsia="zh-CN"/>
-        </w:rPr>
-        <w:t>48</w:t>
-      </w:r>
-      <w:r>
-        <w:rPr>
-          <w:rFonts w:hint="eastAsia" w:ascii="楷体" w:hAnsi="楷体" w:eastAsia="楷体" w:cs="楷体"/>
-          <w:sz w:val="30"/>
-          <w:szCs w:val="30"/>
-        </w:rPr>
-        <w:t>00点经验值。</w:t>
-      </w:r>
-    </w:p>
-    <w:p>
-      <w:pPr>
-        <w:jc w:val="left"/>
-        <w:rPr>
-          <w:rFonts w:ascii="楷体" w:hAnsi="楷体" w:eastAsia="楷体" w:cs="楷体"/>
-          <w:sz w:val="30"/>
-          <w:szCs w:val="30"/>
-        </w:rPr>
-      </w:pPr>
-      <w:r>
-        <w:rPr>
-          <w:rFonts w:hint="eastAsia" w:ascii="楷体" w:hAnsi="楷体" w:eastAsia="楷体" w:cs="楷体"/>
-          <w:sz w:val="30"/>
-          <w:szCs w:val="30"/>
-        </w:rPr>
-        <w:t>这个特殊专长无法通过任何方式修改、覆盖或替换。</w:t>
+        <w:t>你使用过至少十张卷轴</w:t>
+      </w:r>
+    </w:p>
+    <w:p>
+      <w:pPr>
+        <w:jc w:val="left"/>
+        <w:rPr>
+          <w:rFonts w:ascii="楷体" w:hAnsi="楷体" w:eastAsia="楷体" w:cs="楷体"/>
+          <w:sz w:val="30"/>
+          <w:szCs w:val="30"/>
+        </w:rPr>
+      </w:pPr>
+      <w:r>
+        <w:rPr>
+          <w:rFonts w:hint="eastAsia" w:ascii="楷体" w:hAnsi="楷体" w:eastAsia="楷体" w:cs="楷体"/>
+          <w:sz w:val="30"/>
+          <w:szCs w:val="30"/>
+        </w:rPr>
+        <w:t>你精通于如何更有效率的撕扯那些卷轴，如果你选择这项特殊专长，获得以下增益效果：</w:t>
+      </w:r>
+    </w:p>
+    <w:p>
+      <w:pPr>
+        <w:jc w:val="left"/>
+        <w:rPr>
+          <w:rFonts w:hint="eastAsia" w:ascii="楷体" w:hAnsi="楷体" w:eastAsia="楷体" w:cs="楷体"/>
+          <w:sz w:val="30"/>
+          <w:szCs w:val="30"/>
+        </w:rPr>
+      </w:pPr>
+      <w:r>
+        <w:rPr>
+          <w:rFonts w:hint="eastAsia" w:ascii="楷体" w:hAnsi="楷体" w:eastAsia="楷体" w:cs="楷体"/>
+          <w:sz w:val="30"/>
+          <w:szCs w:val="30"/>
+        </w:rPr>
+        <w:t>你能够</w:t>
+      </w:r>
+      <w:r>
+        <w:rPr>
+          <w:rFonts w:hint="eastAsia" w:ascii="楷体" w:hAnsi="楷体" w:eastAsia="楷体" w:cs="楷体"/>
+          <w:sz w:val="30"/>
+          <w:szCs w:val="30"/>
+          <w:lang w:val="en-US" w:eastAsia="zh-CN"/>
+        </w:rPr>
+        <w:t>在自身回合外</w:t>
+      </w:r>
+      <w:r>
+        <w:rPr>
+          <w:rFonts w:hint="eastAsia" w:ascii="楷体" w:hAnsi="楷体" w:eastAsia="楷体" w:cs="楷体"/>
+          <w:sz w:val="30"/>
+          <w:szCs w:val="30"/>
+        </w:rPr>
+        <w:t>使用卷轴，这个效果在进行一次短休或长休前仅能够生效两次。</w:t>
+      </w:r>
+    </w:p>
+    <w:p>
+      <w:pPr>
+        <w:jc w:val="left"/>
+        <w:rPr>
+          <w:rFonts w:hint="default" w:ascii="楷体" w:hAnsi="楷体" w:eastAsia="楷体" w:cs="楷体"/>
+          <w:sz w:val="30"/>
+          <w:szCs w:val="30"/>
+          <w:lang w:val="en-US" w:eastAsia="zh-CN"/>
+        </w:rPr>
+      </w:pPr>
+      <w:r>
+        <w:rPr>
+          <w:rFonts w:hint="eastAsia" w:ascii="楷体" w:hAnsi="楷体" w:eastAsia="楷体" w:cs="楷体"/>
+          <w:sz w:val="30"/>
+          <w:szCs w:val="30"/>
+          <w:lang w:val="en-US" w:eastAsia="zh-CN"/>
+        </w:rPr>
+        <w:t>第二次在自身回合外使用卷轴会花费一个反应动作。</w:t>
       </w:r>
     </w:p>
     <w:p>
@@ -14605,7 +15249,7 @@
           <w:sz w:val="30"/>
           <w:szCs w:val="30"/>
         </w:rPr>
-        <w:t>技能点礼包</w:t>
+        <w:t>龙棋选手</w:t>
       </w:r>
     </w:p>
     <w:p>
@@ -14633,637 +15277,6 @@
           <w:sz w:val="30"/>
           <w:szCs w:val="30"/>
         </w:rPr>
-        <w:t>你渴望获得更多的技能点</w:t>
-      </w:r>
-    </w:p>
-    <w:p>
-      <w:pPr>
-        <w:jc w:val="left"/>
-        <w:rPr>
-          <w:rFonts w:ascii="楷体" w:hAnsi="楷体" w:eastAsia="楷体" w:cs="楷体"/>
-          <w:sz w:val="30"/>
-          <w:szCs w:val="30"/>
-        </w:rPr>
-      </w:pPr>
-      <w:r>
-        <w:rPr>
-          <w:rFonts w:hint="eastAsia" w:ascii="楷体" w:hAnsi="楷体" w:eastAsia="楷体" w:cs="楷体"/>
-          <w:sz w:val="30"/>
-          <w:szCs w:val="30"/>
-        </w:rPr>
-        <w:t>我必须立刻习得更多的新技能!如果你选择这项特殊专长，获得以下增益效果：</w:t>
-      </w:r>
-    </w:p>
-    <w:p>
-      <w:pPr>
-        <w:jc w:val="left"/>
-        <w:rPr>
-          <w:rFonts w:ascii="楷体" w:hAnsi="楷体" w:eastAsia="楷体" w:cs="楷体"/>
-          <w:sz w:val="30"/>
-          <w:szCs w:val="30"/>
-        </w:rPr>
-      </w:pPr>
-      <w:r>
-        <w:rPr>
-          <w:rFonts w:hint="eastAsia" w:ascii="楷体" w:hAnsi="楷体" w:eastAsia="楷体" w:cs="楷体"/>
-          <w:sz w:val="30"/>
-          <w:szCs w:val="30"/>
-        </w:rPr>
-        <w:t>立即获得</w:t>
-      </w:r>
-      <w:r>
-        <w:rPr>
-          <w:rFonts w:hint="eastAsia" w:ascii="楷体" w:hAnsi="楷体" w:eastAsia="楷体" w:cs="楷体"/>
-          <w:sz w:val="30"/>
-          <w:szCs w:val="30"/>
-          <w:lang w:val="en-US" w:eastAsia="zh-CN"/>
-        </w:rPr>
-        <w:t>3个</w:t>
-      </w:r>
-      <w:r>
-        <w:rPr>
-          <w:rFonts w:hint="eastAsia" w:ascii="楷体" w:hAnsi="楷体" w:eastAsia="楷体" w:cs="楷体"/>
-          <w:sz w:val="30"/>
-          <w:szCs w:val="30"/>
-        </w:rPr>
-        <w:t>技能点</w:t>
-      </w:r>
-      <w:r>
-        <w:rPr>
-          <w:rFonts w:hint="eastAsia" w:ascii="楷体" w:hAnsi="楷体" w:eastAsia="楷体" w:cs="楷体"/>
-          <w:sz w:val="30"/>
-          <w:szCs w:val="30"/>
-          <w:lang w:eastAsia="zh-CN"/>
-        </w:rPr>
-        <w:t>，</w:t>
-      </w:r>
-      <w:r>
-        <w:rPr>
-          <w:rFonts w:hint="eastAsia" w:ascii="楷体" w:hAnsi="楷体" w:eastAsia="楷体" w:cs="楷体"/>
-          <w:sz w:val="30"/>
-          <w:szCs w:val="30"/>
-          <w:lang w:val="en-US" w:eastAsia="zh-CN"/>
-        </w:rPr>
-        <w:t>允许以此突破技能点上限，直到下一次游玩开始前你视作个人满足全部的色彩标识</w:t>
-      </w:r>
-      <w:r>
-        <w:rPr>
-          <w:rFonts w:hint="eastAsia" w:ascii="楷体" w:hAnsi="楷体" w:eastAsia="楷体" w:cs="楷体"/>
-          <w:sz w:val="30"/>
-          <w:szCs w:val="30"/>
-        </w:rPr>
-        <w:t>。</w:t>
-      </w:r>
-    </w:p>
-    <w:p>
-      <w:pPr>
-        <w:jc w:val="left"/>
-        <w:rPr>
-          <w:rFonts w:ascii="楷体" w:hAnsi="楷体" w:eastAsia="楷体" w:cs="楷体"/>
-          <w:sz w:val="30"/>
-          <w:szCs w:val="30"/>
-        </w:rPr>
-      </w:pPr>
-      <w:r>
-        <w:rPr>
-          <w:rFonts w:hint="eastAsia" w:ascii="楷体" w:hAnsi="楷体" w:eastAsia="楷体" w:cs="楷体"/>
-          <w:sz w:val="30"/>
-          <w:szCs w:val="30"/>
-        </w:rPr>
-        <w:t>如果这是你的主职业等级提升至8级时选择的专长，改为立即获得</w:t>
-      </w:r>
-      <w:r>
-        <w:rPr>
-          <w:rFonts w:hint="eastAsia" w:ascii="楷体" w:hAnsi="楷体" w:eastAsia="楷体" w:cs="楷体"/>
-          <w:sz w:val="30"/>
-          <w:szCs w:val="30"/>
-          <w:lang w:val="en-US" w:eastAsia="zh-CN"/>
-        </w:rPr>
-        <w:t>5个</w:t>
-      </w:r>
-      <w:r>
-        <w:rPr>
-          <w:rFonts w:hint="eastAsia" w:ascii="楷体" w:hAnsi="楷体" w:eastAsia="楷体" w:cs="楷体"/>
-          <w:sz w:val="30"/>
-          <w:szCs w:val="30"/>
-        </w:rPr>
-        <w:t>技能点</w:t>
-      </w:r>
-      <w:r>
-        <w:rPr>
-          <w:rFonts w:hint="eastAsia" w:ascii="楷体" w:hAnsi="楷体" w:eastAsia="楷体" w:cs="楷体"/>
-          <w:sz w:val="30"/>
-          <w:szCs w:val="30"/>
-          <w:lang w:eastAsia="zh-CN"/>
-        </w:rPr>
-        <w:t>，</w:t>
-      </w:r>
-      <w:r>
-        <w:rPr>
-          <w:rFonts w:hint="eastAsia" w:ascii="楷体" w:hAnsi="楷体" w:eastAsia="楷体" w:cs="楷体"/>
-          <w:sz w:val="30"/>
-          <w:szCs w:val="30"/>
-          <w:lang w:val="en-US" w:eastAsia="zh-CN"/>
-        </w:rPr>
-        <w:t>允许以此突破技能点上限</w:t>
-      </w:r>
-      <w:r>
-        <w:rPr>
-          <w:rFonts w:hint="eastAsia" w:ascii="楷体" w:hAnsi="楷体" w:eastAsia="楷体" w:cs="楷体"/>
-          <w:sz w:val="30"/>
-          <w:szCs w:val="30"/>
-        </w:rPr>
-        <w:t>。</w:t>
-      </w:r>
-    </w:p>
-    <w:p>
-      <w:pPr>
-        <w:jc w:val="left"/>
-        <w:rPr>
-          <w:rFonts w:ascii="楷体" w:hAnsi="楷体" w:eastAsia="楷体" w:cs="楷体"/>
-          <w:sz w:val="30"/>
-          <w:szCs w:val="30"/>
-        </w:rPr>
-      </w:pPr>
-      <w:r>
-        <w:rPr>
-          <w:rFonts w:hint="eastAsia" w:ascii="楷体" w:hAnsi="楷体" w:eastAsia="楷体" w:cs="楷体"/>
-          <w:sz w:val="30"/>
-          <w:szCs w:val="30"/>
-        </w:rPr>
-        <w:t>如果这是你的主职业等级提升至13级或更高等级时选择的专长，</w:t>
-      </w:r>
-    </w:p>
-    <w:p>
-      <w:pPr>
-        <w:jc w:val="left"/>
-        <w:rPr>
-          <w:rFonts w:hint="eastAsia" w:ascii="楷体" w:hAnsi="楷体" w:eastAsia="楷体" w:cs="楷体"/>
-          <w:sz w:val="30"/>
-          <w:szCs w:val="30"/>
-        </w:rPr>
-      </w:pPr>
-      <w:r>
-        <w:rPr>
-          <w:rFonts w:hint="eastAsia" w:ascii="楷体" w:hAnsi="楷体" w:eastAsia="楷体" w:cs="楷体"/>
-          <w:sz w:val="30"/>
-          <w:szCs w:val="30"/>
-        </w:rPr>
-        <w:t>改为立即获得</w:t>
-      </w:r>
-      <w:r>
-        <w:rPr>
-          <w:rFonts w:hint="eastAsia" w:ascii="楷体" w:hAnsi="楷体" w:eastAsia="楷体" w:cs="楷体"/>
-          <w:sz w:val="30"/>
-          <w:szCs w:val="30"/>
-          <w:lang w:val="en-US" w:eastAsia="zh-CN"/>
-        </w:rPr>
-        <w:t>7个</w:t>
-      </w:r>
-      <w:r>
-        <w:rPr>
-          <w:rFonts w:hint="eastAsia" w:ascii="楷体" w:hAnsi="楷体" w:eastAsia="楷体" w:cs="楷体"/>
-          <w:sz w:val="30"/>
-          <w:szCs w:val="30"/>
-        </w:rPr>
-        <w:t>技能点</w:t>
-      </w:r>
-      <w:r>
-        <w:rPr>
-          <w:rFonts w:hint="eastAsia" w:ascii="楷体" w:hAnsi="楷体" w:eastAsia="楷体" w:cs="楷体"/>
-          <w:sz w:val="30"/>
-          <w:szCs w:val="30"/>
-          <w:lang w:eastAsia="zh-CN"/>
-        </w:rPr>
-        <w:t>，</w:t>
-      </w:r>
-      <w:r>
-        <w:rPr>
-          <w:rFonts w:hint="eastAsia" w:ascii="楷体" w:hAnsi="楷体" w:eastAsia="楷体" w:cs="楷体"/>
-          <w:sz w:val="30"/>
-          <w:szCs w:val="30"/>
-          <w:lang w:val="en-US" w:eastAsia="zh-CN"/>
-        </w:rPr>
-        <w:t>允许以此突破技能点上限</w:t>
-      </w:r>
-      <w:r>
-        <w:rPr>
-          <w:rFonts w:hint="eastAsia" w:ascii="楷体" w:hAnsi="楷体" w:eastAsia="楷体" w:cs="楷体"/>
-          <w:sz w:val="30"/>
-          <w:szCs w:val="30"/>
-        </w:rPr>
-        <w:t>。</w:t>
-      </w:r>
-    </w:p>
-    <w:p>
-      <w:pPr>
-        <w:jc w:val="left"/>
-        <w:rPr>
-          <w:rFonts w:ascii="楷体" w:hAnsi="楷体" w:eastAsia="楷体" w:cs="楷体"/>
-          <w:sz w:val="30"/>
-          <w:szCs w:val="30"/>
-        </w:rPr>
-      </w:pPr>
-      <w:r>
-        <w:rPr>
-          <w:rFonts w:hint="eastAsia" w:ascii="楷体" w:hAnsi="楷体" w:eastAsia="楷体" w:cs="楷体"/>
-          <w:sz w:val="30"/>
-          <w:szCs w:val="30"/>
-        </w:rPr>
-        <w:t>这个特殊专长无法通过任何方式修改、覆盖或替换。</w:t>
-      </w:r>
-    </w:p>
-    <w:p>
-      <w:pPr>
-        <w:jc w:val="left"/>
-        <w:rPr>
-          <w:rFonts w:ascii="楷体" w:hAnsi="楷体" w:eastAsia="楷体" w:cs="楷体"/>
-          <w:sz w:val="30"/>
-          <w:szCs w:val="30"/>
-        </w:rPr>
-      </w:pPr>
-      <w:r>
-        <w:rPr>
-          <w:rFonts w:hint="eastAsia" w:ascii="楷体" w:hAnsi="楷体" w:eastAsia="楷体" w:cs="楷体"/>
-          <w:sz w:val="30"/>
-          <w:szCs w:val="30"/>
-        </w:rPr>
-        <w:t>-------------------------------------------------------</w:t>
-      </w:r>
-    </w:p>
-    <w:p>
-      <w:pPr>
-        <w:jc w:val="left"/>
-        <w:rPr>
-          <w:rFonts w:hint="eastAsia" w:asciiTheme="majorEastAsia" w:hAnsiTheme="majorEastAsia" w:eastAsiaTheme="majorEastAsia" w:cstheme="majorEastAsia"/>
-          <w:b/>
-          <w:bCs/>
-          <w:sz w:val="30"/>
-          <w:szCs w:val="30"/>
-          <w:lang w:val="en-US" w:eastAsia="zh-CN"/>
-        </w:rPr>
-      </w:pPr>
-      <w:r>
-        <w:rPr>
-          <w:rFonts w:hint="eastAsia" w:asciiTheme="majorEastAsia" w:hAnsiTheme="majorEastAsia" w:eastAsiaTheme="majorEastAsia" w:cstheme="majorEastAsia"/>
-          <w:b/>
-          <w:bCs/>
-          <w:sz w:val="30"/>
-          <w:szCs w:val="30"/>
-          <w:lang w:val="en-US" w:eastAsia="zh-CN"/>
-        </w:rPr>
-        <w:t>快速兼职</w:t>
-      </w:r>
-    </w:p>
-    <w:p>
-      <w:pPr>
-        <w:jc w:val="left"/>
-        <w:rPr>
-          <w:rFonts w:hint="eastAsia" w:ascii="楷体" w:hAnsi="楷体" w:eastAsia="楷体" w:cs="楷体"/>
-          <w:sz w:val="30"/>
-          <w:szCs w:val="30"/>
-          <w:lang w:val="en-US" w:eastAsia="zh-CN"/>
-        </w:rPr>
-      </w:pPr>
-      <w:r>
-        <w:rPr>
-          <w:rFonts w:hint="eastAsia" w:asciiTheme="majorEastAsia" w:hAnsiTheme="majorEastAsia" w:eastAsiaTheme="majorEastAsia" w:cstheme="majorEastAsia"/>
-          <w:b/>
-          <w:bCs/>
-          <w:sz w:val="30"/>
-          <w:szCs w:val="30"/>
-        </w:rPr>
-        <w:t>前置条件：</w:t>
-      </w:r>
-      <w:r>
-        <w:rPr>
-          <w:rFonts w:hint="eastAsia" w:ascii="楷体" w:hAnsi="楷体" w:eastAsia="楷体" w:cs="楷体"/>
-          <w:sz w:val="30"/>
-          <w:szCs w:val="30"/>
-        </w:rPr>
-        <w:t>你渴望</w:t>
-      </w:r>
-      <w:r>
-        <w:rPr>
-          <w:rFonts w:hint="eastAsia" w:ascii="楷体" w:hAnsi="楷体" w:eastAsia="楷体" w:cs="楷体"/>
-          <w:sz w:val="30"/>
-          <w:szCs w:val="30"/>
-          <w:lang w:val="en-US" w:eastAsia="zh-CN"/>
-        </w:rPr>
-        <w:t>能够更快地完成职业提升</w:t>
-      </w:r>
-    </w:p>
-    <w:p>
-      <w:pPr>
-        <w:jc w:val="left"/>
-        <w:rPr>
-          <w:rFonts w:hint="default" w:ascii="楷体" w:hAnsi="楷体" w:eastAsia="楷体" w:cs="楷体"/>
-          <w:sz w:val="30"/>
-          <w:szCs w:val="30"/>
-          <w:lang w:val="en-US" w:eastAsia="zh-CN"/>
-        </w:rPr>
-      </w:pPr>
-      <w:r>
-        <w:rPr>
-          <w:rFonts w:hint="eastAsia" w:ascii="楷体" w:hAnsi="楷体" w:eastAsia="楷体" w:cs="楷体"/>
-          <w:sz w:val="30"/>
-          <w:szCs w:val="30"/>
-          <w:lang w:val="en-US" w:eastAsia="zh-CN"/>
-        </w:rPr>
-        <w:t>你期望更快完成对自身职业的未来规划，</w:t>
-      </w:r>
-      <w:r>
-        <w:rPr>
-          <w:rFonts w:hint="eastAsia" w:ascii="楷体" w:hAnsi="楷体" w:eastAsia="楷体" w:cs="楷体"/>
-          <w:sz w:val="30"/>
-          <w:szCs w:val="30"/>
-        </w:rPr>
-        <w:t>如果你选择这项特殊专长，获得以下增益效果：</w:t>
-      </w:r>
-    </w:p>
-    <w:p>
-      <w:pPr>
-        <w:jc w:val="left"/>
-        <w:rPr>
-          <w:rFonts w:hint="eastAsia" w:ascii="楷体" w:hAnsi="楷体" w:eastAsia="楷体" w:cs="楷体"/>
-          <w:sz w:val="30"/>
-          <w:szCs w:val="30"/>
-          <w:lang w:val="en-US" w:eastAsia="zh-CN"/>
-        </w:rPr>
-      </w:pPr>
-      <w:r>
-        <w:rPr>
-          <w:rFonts w:hint="eastAsia" w:ascii="楷体" w:hAnsi="楷体" w:eastAsia="楷体" w:cs="楷体"/>
-          <w:sz w:val="30"/>
-          <w:szCs w:val="30"/>
-          <w:lang w:val="en-US" w:eastAsia="zh-CN"/>
-        </w:rPr>
-        <w:t>你在主职业等级为5级时便能够进行子职业的兼职，你能够忽视主职业和子职业的等级差距，但子职业仍然仅能够达到15级。</w:t>
-      </w:r>
-    </w:p>
-    <w:p>
-      <w:pPr>
-        <w:jc w:val="left"/>
-        <w:rPr>
-          <w:rFonts w:hint="eastAsia" w:ascii="楷体" w:hAnsi="楷体" w:eastAsia="楷体" w:cs="楷体"/>
-          <w:sz w:val="30"/>
-          <w:szCs w:val="30"/>
-          <w:lang w:val="en-US" w:eastAsia="zh-CN"/>
-        </w:rPr>
-      </w:pPr>
-      <w:r>
-        <w:rPr>
-          <w:rFonts w:hint="eastAsia" w:ascii="楷体" w:hAnsi="楷体" w:eastAsia="楷体" w:cs="楷体"/>
-          <w:sz w:val="30"/>
-          <w:szCs w:val="30"/>
-          <w:lang w:val="en-US" w:eastAsia="zh-CN"/>
-        </w:rPr>
-        <w:t>你在主职业等级为8级时便能够获取子职业的进阶信息。</w:t>
-      </w:r>
-    </w:p>
-    <w:p>
-      <w:pPr>
-        <w:jc w:val="left"/>
-        <w:rPr>
-          <w:rFonts w:hint="eastAsia" w:ascii="楷体" w:hAnsi="楷体" w:eastAsia="楷体" w:cs="楷体"/>
-          <w:sz w:val="30"/>
-          <w:szCs w:val="30"/>
-          <w:lang w:val="en-US" w:eastAsia="zh-CN"/>
-        </w:rPr>
-      </w:pPr>
-      <w:r>
-        <w:rPr>
-          <w:rFonts w:hint="eastAsia" w:ascii="楷体" w:hAnsi="楷体" w:eastAsia="楷体" w:cs="楷体"/>
-          <w:sz w:val="30"/>
-          <w:szCs w:val="30"/>
-          <w:lang w:val="en-US" w:eastAsia="zh-CN"/>
-        </w:rPr>
-        <w:t>你在主职业等级为12级时可以获得1级附赠职业等级，你需要如同满足子职业的兼职条件一样满足附赠职业的需求。</w:t>
-      </w:r>
-    </w:p>
-    <w:p>
-      <w:pPr>
-        <w:jc w:val="left"/>
-        <w:rPr>
-          <w:rFonts w:ascii="楷体" w:hAnsi="楷体" w:eastAsia="楷体" w:cs="楷体"/>
-          <w:sz w:val="30"/>
-          <w:szCs w:val="30"/>
-        </w:rPr>
-      </w:pPr>
-      <w:r>
-        <w:rPr>
-          <w:rFonts w:hint="eastAsia" w:ascii="楷体" w:hAnsi="楷体" w:eastAsia="楷体" w:cs="楷体"/>
-          <w:sz w:val="30"/>
-          <w:szCs w:val="30"/>
-        </w:rPr>
-        <w:t>这个特殊专长无法通过任何方式修改、覆盖或替换。</w:t>
-      </w:r>
-      <w:r>
-        <w:rPr>
-          <w:rFonts w:hint="eastAsia" w:ascii="楷体" w:hAnsi="楷体" w:eastAsia="楷体" w:cs="楷体"/>
-          <w:sz w:val="30"/>
-          <w:szCs w:val="30"/>
-        </w:rPr>
-        <w:br w:type="textWrapping"/>
-      </w:r>
-      <w:r>
-        <w:rPr>
-          <w:rFonts w:hint="eastAsia" w:ascii="楷体" w:hAnsi="楷体" w:eastAsia="楷体" w:cs="楷体"/>
-          <w:sz w:val="30"/>
-          <w:szCs w:val="30"/>
-        </w:rPr>
-        <w:t>-------------------------------------------------------</w:t>
-      </w:r>
-    </w:p>
-    <w:p>
-      <w:pPr>
-        <w:jc w:val="left"/>
-        <w:rPr>
-          <w:rFonts w:asciiTheme="majorEastAsia" w:hAnsiTheme="majorEastAsia" w:eastAsiaTheme="majorEastAsia" w:cstheme="majorEastAsia"/>
-          <w:b/>
-          <w:bCs/>
-          <w:sz w:val="30"/>
-          <w:szCs w:val="30"/>
-        </w:rPr>
-      </w:pPr>
-      <w:r>
-        <w:rPr>
-          <w:rFonts w:hint="eastAsia" w:asciiTheme="majorEastAsia" w:hAnsiTheme="majorEastAsia" w:eastAsiaTheme="majorEastAsia" w:cstheme="majorEastAsia"/>
-          <w:b/>
-          <w:bCs/>
-          <w:sz w:val="30"/>
-          <w:szCs w:val="30"/>
-        </w:rPr>
-        <w:t>卷轴助理</w:t>
-      </w:r>
-    </w:p>
-    <w:p>
-      <w:pPr>
-        <w:jc w:val="left"/>
-        <w:rPr>
-          <w:rFonts w:ascii="楷体" w:hAnsi="楷体" w:eastAsia="楷体" w:cs="楷体"/>
-          <w:sz w:val="30"/>
-          <w:szCs w:val="30"/>
-        </w:rPr>
-      </w:pPr>
-      <w:r>
-        <w:rPr>
-          <w:rFonts w:hint="eastAsia" w:asciiTheme="majorEastAsia" w:hAnsiTheme="majorEastAsia" w:eastAsiaTheme="majorEastAsia" w:cstheme="majorEastAsia"/>
-          <w:b/>
-          <w:bCs/>
-          <w:sz w:val="30"/>
-          <w:szCs w:val="30"/>
-        </w:rPr>
-        <w:t>前置条件：</w:t>
-      </w:r>
-      <w:r>
-        <w:rPr>
-          <w:rFonts w:hint="eastAsia" w:ascii="楷体" w:hAnsi="楷体" w:eastAsia="楷体" w:cs="楷体"/>
-          <w:sz w:val="30"/>
-          <w:szCs w:val="30"/>
-        </w:rPr>
-        <w:t>你使用过至少十张卷轴</w:t>
-      </w:r>
-    </w:p>
-    <w:p>
-      <w:pPr>
-        <w:jc w:val="left"/>
-        <w:rPr>
-          <w:rFonts w:ascii="楷体" w:hAnsi="楷体" w:eastAsia="楷体" w:cs="楷体"/>
-          <w:sz w:val="30"/>
-          <w:szCs w:val="30"/>
-        </w:rPr>
-      </w:pPr>
-      <w:r>
-        <w:rPr>
-          <w:rFonts w:hint="eastAsia" w:ascii="楷体" w:hAnsi="楷体" w:eastAsia="楷体" w:cs="楷体"/>
-          <w:sz w:val="30"/>
-          <w:szCs w:val="30"/>
-        </w:rPr>
-        <w:t>你精通于如何更有效率的撕扯那些卷轴，如果你选择这项特殊专长，获得以下增益效果：</w:t>
-      </w:r>
-    </w:p>
-    <w:p>
-      <w:pPr>
-        <w:jc w:val="left"/>
-        <w:rPr>
-          <w:rFonts w:hint="eastAsia" w:ascii="楷体" w:hAnsi="楷体" w:eastAsia="楷体" w:cs="楷体"/>
-          <w:sz w:val="30"/>
-          <w:szCs w:val="30"/>
-        </w:rPr>
-      </w:pPr>
-      <w:r>
-        <w:rPr>
-          <w:rFonts w:hint="eastAsia" w:ascii="楷体" w:hAnsi="楷体" w:eastAsia="楷体" w:cs="楷体"/>
-          <w:sz w:val="30"/>
-          <w:szCs w:val="30"/>
-        </w:rPr>
-        <w:t>你能够</w:t>
-      </w:r>
-      <w:r>
-        <w:rPr>
-          <w:rFonts w:hint="eastAsia" w:ascii="楷体" w:hAnsi="楷体" w:eastAsia="楷体" w:cs="楷体"/>
-          <w:sz w:val="30"/>
-          <w:szCs w:val="30"/>
-          <w:lang w:val="en-US" w:eastAsia="zh-CN"/>
-        </w:rPr>
-        <w:t>在自身回合外</w:t>
-      </w:r>
-      <w:r>
-        <w:rPr>
-          <w:rFonts w:hint="eastAsia" w:ascii="楷体" w:hAnsi="楷体" w:eastAsia="楷体" w:cs="楷体"/>
-          <w:sz w:val="30"/>
-          <w:szCs w:val="30"/>
-        </w:rPr>
-        <w:t>使用卷轴，这个效果在进行一次短休或长休前仅能够生效两次。</w:t>
-      </w:r>
-    </w:p>
-    <w:p>
-      <w:pPr>
-        <w:jc w:val="left"/>
-        <w:rPr>
-          <w:rFonts w:hint="default" w:ascii="楷体" w:hAnsi="楷体" w:eastAsia="楷体" w:cs="楷体"/>
-          <w:sz w:val="30"/>
-          <w:szCs w:val="30"/>
-          <w:lang w:val="en-US" w:eastAsia="zh-CN"/>
-        </w:rPr>
-      </w:pPr>
-      <w:r>
-        <w:rPr>
-          <w:rFonts w:hint="eastAsia" w:ascii="楷体" w:hAnsi="楷体" w:eastAsia="楷体" w:cs="楷体"/>
-          <w:sz w:val="30"/>
-          <w:szCs w:val="30"/>
-          <w:lang w:val="en-US" w:eastAsia="zh-CN"/>
-        </w:rPr>
-        <w:t>第二次在自身回合外使用卷轴会花费一个反应动作。</w:t>
-      </w:r>
-    </w:p>
-    <w:p>
-      <w:pPr>
-        <w:jc w:val="left"/>
-        <w:rPr>
-          <w:rFonts w:ascii="楷体" w:hAnsi="楷体" w:eastAsia="楷体" w:cs="楷体"/>
-          <w:sz w:val="30"/>
-          <w:szCs w:val="30"/>
-        </w:rPr>
-      </w:pPr>
-      <w:r>
-        <w:rPr>
-          <w:rFonts w:hint="eastAsia" w:ascii="楷体" w:hAnsi="楷体" w:eastAsia="楷体" w:cs="楷体"/>
-          <w:sz w:val="30"/>
-          <w:szCs w:val="30"/>
-        </w:rPr>
-        <w:t>-------------------------------------------------------</w:t>
-      </w:r>
-    </w:p>
-    <w:p>
-      <w:pPr>
-        <w:jc w:val="left"/>
-        <w:rPr>
-          <w:rFonts w:hint="default" w:asciiTheme="majorEastAsia" w:hAnsiTheme="majorEastAsia" w:eastAsiaTheme="majorEastAsia" w:cstheme="majorEastAsia"/>
-          <w:b/>
-          <w:bCs/>
-          <w:sz w:val="30"/>
-          <w:szCs w:val="30"/>
-          <w:lang w:val="en-US" w:eastAsia="zh-CN"/>
-        </w:rPr>
-      </w:pPr>
-      <w:r>
-        <w:rPr>
-          <w:rFonts w:hint="eastAsia" w:asciiTheme="majorEastAsia" w:hAnsiTheme="majorEastAsia" w:eastAsiaTheme="majorEastAsia" w:cstheme="majorEastAsia"/>
-          <w:b/>
-          <w:bCs/>
-          <w:sz w:val="30"/>
-          <w:szCs w:val="30"/>
-        </w:rPr>
-        <w:t>龙棋选手</w:t>
-      </w:r>
-    </w:p>
-    <w:p>
-      <w:pPr>
-        <w:jc w:val="left"/>
-        <w:rPr>
-          <w:rFonts w:ascii="楷体" w:hAnsi="楷体" w:eastAsia="楷体" w:cs="楷体"/>
-          <w:sz w:val="30"/>
-          <w:szCs w:val="30"/>
-        </w:rPr>
-      </w:pPr>
-      <w:r>
-        <w:rPr>
-          <w:rFonts w:hint="eastAsia" w:asciiTheme="majorEastAsia" w:hAnsiTheme="majorEastAsia" w:eastAsiaTheme="majorEastAsia" w:cstheme="majorEastAsia"/>
-          <w:b/>
-          <w:bCs/>
-          <w:sz w:val="30"/>
-          <w:szCs w:val="30"/>
-        </w:rPr>
-        <w:t>前置条件：</w:t>
-      </w:r>
-      <w:r>
-        <w:rPr>
-          <w:rFonts w:hint="eastAsia" w:ascii="楷体" w:hAnsi="楷体" w:eastAsia="楷体" w:cs="楷体"/>
-          <w:sz w:val="30"/>
-          <w:szCs w:val="30"/>
-        </w:rPr>
         <w:t>你赢得过至少三场龙棋游戏的胜利</w:t>
       </w:r>
     </w:p>
@@ -15374,7 +15387,7 @@
     </w:p>
     <w:p>
       <w:pPr>
-        <w:pStyle w:val="8"/>
+        <w:pStyle w:val="9"/>
         <w:numPr>
           <w:ilvl w:val="0"/>
           <w:numId w:val="1"/>
@@ -15414,7 +15427,7 @@
     </w:p>
     <w:p>
       <w:pPr>
-        <w:pStyle w:val="8"/>
+        <w:pStyle w:val="9"/>
         <w:numPr>
           <w:ilvl w:val="0"/>
           <w:numId w:val="1"/>
@@ -15454,7 +15467,7 @@
     </w:p>
     <w:p>
       <w:pPr>
-        <w:pStyle w:val="8"/>
+        <w:pStyle w:val="9"/>
         <w:numPr>
           <w:ilvl w:val="0"/>
           <w:numId w:val="1"/>
@@ -15494,7 +15507,7 @@
     </w:p>
     <w:p>
       <w:pPr>
-        <w:pStyle w:val="8"/>
+        <w:pStyle w:val="9"/>
         <w:numPr>
           <w:ilvl w:val="0"/>
           <w:numId w:val="1"/>
@@ -15542,7 +15555,7 @@
     </w:p>
     <w:p>
       <w:pPr>
-        <w:pStyle w:val="8"/>
+        <w:pStyle w:val="9"/>
         <w:numPr>
           <w:ilvl w:val="0"/>
           <w:numId w:val="1"/>
@@ -16778,7 +16791,7 @@
     </w:p>
     <w:p>
       <w:pPr>
-        <w:pStyle w:val="8"/>
+        <w:pStyle w:val="9"/>
         <w:numPr>
           <w:ilvl w:val="0"/>
           <w:numId w:val="1"/>
@@ -17148,6 +17161,30 @@
     </w:p>
     <w:p>
       <w:pPr>
+        <w:pStyle w:val="9"/>
+        <w:numPr>
+          <w:ilvl w:val="0"/>
+          <w:numId w:val="0"/>
+        </w:numPr>
+        <w:rPr>
+          <w:rFonts w:hint="eastAsia" w:ascii="楷体" w:hAnsi="楷体" w:eastAsia="楷体" w:cs="楷体"/>
+          <w:sz w:val="30"/>
+          <w:szCs w:val="30"/>
+        </w:rPr>
+      </w:pPr>
+      <w:r>
+        <w:rPr>
+          <w:rFonts w:hint="eastAsia" w:ascii="楷体" w:hAnsi="楷体" w:eastAsia="楷体" w:cs="楷体"/>
+          <w:kern w:val="0"/>
+          <w:sz w:val="30"/>
+          <w:szCs w:val="30"/>
+          <w:lang w:val="en-US" w:eastAsia="zh-CN"/>
+        </w:rPr>
+        <w:t>在战斗环节开始时，DM会额外为你准备两个独立的起始区域，这两个位置仅可放置你的角色并且会使你处于落单状态。</w:t>
+      </w:r>
+    </w:p>
+    <w:p>
+      <w:pPr>
         <w:jc w:val="left"/>
         <w:rPr>
           <w:rFonts w:hint="eastAsia" w:ascii="楷体" w:hAnsi="楷体" w:eastAsia="楷体" w:cs="楷体"/>
@@ -17225,26 +17262,6 @@
           <w:szCs w:val="30"/>
         </w:rPr>
         <w:t>这个效果在每日仅能够生效一次。</w:t>
-      </w:r>
-    </w:p>
-    <w:p>
-      <w:pPr>
-        <w:jc w:val="left"/>
-        <w:rPr>
-          <w:rFonts w:hint="default" w:ascii="楷体" w:hAnsi="楷体" w:eastAsia="楷体" w:cs="楷体"/>
-          <w:sz w:val="30"/>
-          <w:szCs w:val="30"/>
-          <w:lang w:val="en-US" w:eastAsia="zh-CN"/>
-        </w:rPr>
-      </w:pPr>
-      <w:r>
-        <w:rPr>
-          <w:rFonts w:hint="eastAsia" w:ascii="楷体" w:hAnsi="楷体" w:eastAsia="楷体" w:cs="楷体"/>
-          <w:sz w:val="30"/>
-          <w:szCs w:val="30"/>
-          <w:lang w:val="en-US" w:eastAsia="zh-CN"/>
-        </w:rPr>
-        <w:t>如果你在一次游玩过程中因参与其他角色未进行的游玩内容而获得技能点时，额外获得一次那个技能点（这个效果不会对你通过技能天赋或其他非剧情内容获得的技能点生效）。</w:t>
       </w:r>
     </w:p>
     <w:p>
@@ -18074,8 +18091,6 @@
         </w:rPr>
         <w:t>特别彩蛋</w:t>
       </w:r>
-      <w:bookmarkStart w:id="0" w:name="_GoBack"/>
-      <w:bookmarkEnd w:id="0"/>
     </w:p>
     <w:p>
       <w:pPr>
@@ -19099,7 +19114,7 @@
     <w:lsdException w:uiPriority="99" w:name="Table Web 2"/>
     <w:lsdException w:uiPriority="99" w:name="Table Web 3"/>
     <w:lsdException w:uiPriority="99" w:name="Balloon Text"/>
-    <w:lsdException w:unhideWhenUsed="0" w:uiPriority="59" w:semiHidden="0" w:name="Table Grid"/>
+    <w:lsdException w:qFormat="1" w:unhideWhenUsed="0" w:uiPriority="0" w:semiHidden="0" w:name="Table Grid"/>
     <w:lsdException w:uiPriority="99" w:name="Table Theme"/>
     <w:lsdException w:unhideWhenUsed="0" w:uiPriority="60" w:semiHidden="0" w:name="Light Shading"/>
     <w:lsdException w:unhideWhenUsed="0" w:uiPriority="61" w:semiHidden="0" w:name="Light List"/>
@@ -19217,7 +19232,7 @@
       <w:lang w:val="en-US" w:eastAsia="zh-CN" w:bidi="ar-SA"/>
     </w:rPr>
   </w:style>
-  <w:style w:type="character" w:default="1" w:styleId="5">
+  <w:style w:type="character" w:default="1" w:styleId="6">
     <w:name w:val="Default Paragraph Font"/>
     <w:semiHidden/>
     <w:unhideWhenUsed/>
@@ -19242,7 +19257,7 @@
   <w:style w:type="paragraph" w:styleId="2">
     <w:name w:val="footer"/>
     <w:basedOn w:val="1"/>
-    <w:link w:val="7"/>
+    <w:link w:val="8"/>
     <w:unhideWhenUsed/>
     <w:qFormat/>
     <w:uiPriority w:val="99"/>
@@ -19262,7 +19277,7 @@
   <w:style w:type="paragraph" w:styleId="3">
     <w:name w:val="header"/>
     <w:basedOn w:val="1"/>
-    <w:link w:val="6"/>
+    <w:link w:val="7"/>
     <w:unhideWhenUsed/>
     <w:qFormat/>
     <w:uiPriority w:val="99"/>
@@ -19282,9 +19297,40 @@
       <w:szCs w:val="18"/>
     </w:rPr>
   </w:style>
-  <w:style w:type="character" w:customStyle="1" w:styleId="6">
+  <w:style w:type="table" w:styleId="5">
+    <w:name w:val="Table Grid"/>
+    <w:basedOn w:val="4"/>
+    <w:qFormat/>
+    <w:uiPriority w:val="0"/>
+    <w:pPr>
+      <w:widowControl w:val="0"/>
+      <w:jc w:val="both"/>
+    </w:pPr>
+    <w:rPr>
+      <w:kern w:val="0"/>
+      <w:sz w:val="20"/>
+      <w:szCs w:val="20"/>
+    </w:rPr>
+    <w:tblPr>
+      <w:tblBorders>
+        <w:top w:val="single" w:color="auto" w:sz="4" w:space="0"/>
+        <w:left w:val="single" w:color="auto" w:sz="4" w:space="0"/>
+        <w:bottom w:val="single" w:color="auto" w:sz="4" w:space="0"/>
+        <w:right w:val="single" w:color="auto" w:sz="4" w:space="0"/>
+        <w:insideH w:val="single" w:color="auto" w:sz="4" w:space="0"/>
+        <w:insideV w:val="single" w:color="auto" w:sz="4" w:space="0"/>
+      </w:tblBorders>
+      <w:tblCellMar>
+        <w:top w:w="0" w:type="dxa"/>
+        <w:left w:w="108" w:type="dxa"/>
+        <w:bottom w:w="0" w:type="dxa"/>
+        <w:right w:w="108" w:type="dxa"/>
+      </w:tblCellMar>
+    </w:tblPr>
+  </w:style>
+  <w:style w:type="character" w:customStyle="1" w:styleId="7">
     <w:name w:val="页眉 Char"/>
-    <w:basedOn w:val="5"/>
+    <w:basedOn w:val="6"/>
     <w:link w:val="3"/>
     <w:qFormat/>
     <w:uiPriority w:val="99"/>
@@ -19293,9 +19339,9 @@
       <w:szCs w:val="18"/>
     </w:rPr>
   </w:style>
-  <w:style w:type="character" w:customStyle="1" w:styleId="7">
+  <w:style w:type="character" w:customStyle="1" w:styleId="8">
     <w:name w:val="页脚 Char"/>
-    <w:basedOn w:val="5"/>
+    <w:basedOn w:val="6"/>
     <w:link w:val="2"/>
     <w:qFormat/>
     <w:uiPriority w:val="99"/>
@@ -19304,7 +19350,7 @@
       <w:szCs w:val="18"/>
     </w:rPr>
   </w:style>
-  <w:style w:type="paragraph" w:styleId="8">
+  <w:style w:type="paragraph" w:styleId="9">
     <w:name w:val="List Paragraph"/>
     <w:basedOn w:val="1"/>
     <w:qFormat/>
